--- a/All in harmonia.docx
+++ b/All in harmonia.docx
@@ -106,6 +106,13 @@
           <w:szCs w:val="36"/>
         </w:rPr>
         <w:t>Csapattagjaink: Boros Bence, Jenei Marcell, Király Patrik</w:t>
+      </w:r>
+      <w:r>
+        <w:rPr>
+          <w:sz w:val="36"/>
+          <w:szCs w:val="36"/>
+        </w:rPr>
+        <w:t>, Takács István</w:t>
       </w:r>
     </w:p>
     <w:p>
@@ -847,7 +854,7 @@
           <w:szCs w:val="21"/>
           <w:shd w:val="clear" w:color="auto" w:fill="FFFFFF"/>
         </w:rPr>
-        <w:t>  HTML szerkezet, főoldal </w:t>
+        <w:t>  HTML szerkezet, főoldal - Boros Bence</w:t>
       </w:r>
       <w:r>
         <w:rPr>
@@ -857,7 +864,7 @@
           <w:szCs w:val="21"/>
           <w:shd w:val="clear" w:color="auto" w:fill="FFFFFF"/>
         </w:rPr>
-        <w:t>- Boros Bence</w:t>
+        <w:t>, Takács István</w:t>
       </w:r>
     </w:p>
     <w:p>
@@ -913,6 +920,7 @@
           <w:shd w:val="clear" w:color="auto" w:fill="FFFFFF"/>
         </w:rPr>
       </w:pPr>
+      <w:proofErr w:type="spellStart"/>
       <w:r>
         <w:rPr>
           <w:rFonts w:ascii="Arial" w:hAnsi="Arial" w:cs="Arial"/>
@@ -921,8 +929,9 @@
           <w:szCs w:val="21"/>
           <w:shd w:val="clear" w:color="auto" w:fill="FFFFFF"/>
         </w:rPr>
-        <w:t>Tartalom, képek, dokumentáció</w:t>
-      </w:r>
+        <w:t>Javascript</w:t>
+      </w:r>
+      <w:proofErr w:type="spellEnd"/>
       <w:r>
         <w:rPr>
           <w:rFonts w:ascii="Arial" w:hAnsi="Arial" w:cs="Arial"/>
@@ -931,7 +940,73 @@
           <w:szCs w:val="21"/>
           <w:shd w:val="clear" w:color="auto" w:fill="FFFFFF"/>
         </w:rPr>
-        <w:t xml:space="preserve"> – Jenei Marcell</w:t>
+        <w:t xml:space="preserve"> – Takács </w:t>
+      </w:r>
+      <w:proofErr w:type="spellStart"/>
+      <w:r>
+        <w:rPr>
+          <w:rFonts w:ascii="Arial" w:hAnsi="Arial" w:cs="Arial"/>
+          <w:color w:val="1F1F1F"/>
+          <w:sz w:val="21"/>
+          <w:szCs w:val="21"/>
+          <w:shd w:val="clear" w:color="auto" w:fill="FFFFFF"/>
+        </w:rPr>
+        <w:t>istván</w:t>
+      </w:r>
+      <w:proofErr w:type="spellEnd"/>
+    </w:p>
+    <w:p>
+      <w:pPr>
+        <w:rPr>
+          <w:rFonts w:ascii="Arial" w:hAnsi="Arial" w:cs="Arial"/>
+          <w:color w:val="1F1F1F"/>
+          <w:sz w:val="21"/>
+          <w:szCs w:val="21"/>
+          <w:shd w:val="clear" w:color="auto" w:fill="FFFFFF"/>
+        </w:rPr>
+      </w:pPr>
+      <w:r>
+        <w:rPr>
+          <w:rFonts w:ascii="Arial" w:hAnsi="Arial" w:cs="Arial"/>
+          <w:color w:val="1F1F1F"/>
+          <w:sz w:val="21"/>
+          <w:szCs w:val="21"/>
+          <w:shd w:val="clear" w:color="auto" w:fill="FFFFFF"/>
+        </w:rPr>
+        <w:t>Tartalom, képek, dokumentáció – Jenei Marcell</w:t>
+      </w:r>
+    </w:p>
+    <w:p>
+      <w:pPr>
+        <w:rPr>
+          <w:rFonts w:ascii="Arial" w:hAnsi="Arial" w:cs="Arial"/>
+          <w:color w:val="1F1F1F"/>
+          <w:sz w:val="21"/>
+          <w:szCs w:val="21"/>
+          <w:shd w:val="clear" w:color="auto" w:fill="FFFFFF"/>
+        </w:rPr>
+      </w:pPr>
+      <w:proofErr w:type="spellStart"/>
+      <w:r>
+        <w:rPr>
+          <w:rFonts w:ascii="Arial" w:hAnsi="Arial" w:cs="Arial"/>
+          <w:color w:val="1F1F1F"/>
+          <w:sz w:val="21"/>
+          <w:szCs w:val="21"/>
+          <w:shd w:val="clear" w:color="auto" w:fill="FFFFFF"/>
+        </w:rPr>
+        <w:t>Github</w:t>
+      </w:r>
+      <w:proofErr w:type="spellEnd"/>
+      <w:r>
+        <w:rPr>
+          <w:rFonts w:ascii="Arial" w:hAnsi="Arial" w:cs="Arial"/>
+          <w:color w:val="1F1F1F"/>
+          <w:sz w:val="21"/>
+          <w:szCs w:val="21"/>
+          <w:shd w:val="clear" w:color="auto" w:fill="FFFFFF"/>
+        </w:rPr>
+        <w:t xml:space="preserve"> projekt elküldés – Takács István</w:t>
       </w:r>
     </w:p>
     <w:p>
@@ -958,6 +1033,8 @@
         </w:rPr>
         <w:t>Megvalósítás:</w:t>
       </w:r>
+      <w:bookmarkStart w:id="0" w:name="_GoBack"/>
+      <w:bookmarkEnd w:id="0"/>
     </w:p>
     <w:p>
       <w:pPr>
@@ -1158,12 +1235,43 @@
     <w:p>
       <w:pPr>
         <w:rPr>
+          <w:sz w:val="24"/>
+          <w:szCs w:val="24"/>
+        </w:rPr>
+      </w:pPr>
+    </w:p>
+    <w:p>
+      <w:pPr>
+        <w:rPr>
+          <w:sz w:val="24"/>
+          <w:szCs w:val="24"/>
+        </w:rPr>
+      </w:pPr>
+    </w:p>
+    <w:p>
+      <w:pPr>
+        <w:rPr>
+          <w:sz w:val="24"/>
+          <w:szCs w:val="24"/>
+        </w:rPr>
+      </w:pPr>
+    </w:p>
+    <w:p>
+      <w:pPr>
+        <w:rPr>
+          <w:sz w:val="24"/>
+          <w:szCs w:val="24"/>
+        </w:rPr>
+      </w:pPr>
+    </w:p>
+    <w:p>
+      <w:pPr>
+        <w:rPr>
           <w:b/>
           <w:sz w:val="36"/>
           <w:szCs w:val="36"/>
         </w:rPr>
       </w:pPr>
-      <w:bookmarkStart w:id="0" w:name="_GoBack"/>
       <w:r>
         <w:rPr>
           <w:b/>
@@ -1173,7 +1281,6 @@
         <w:t xml:space="preserve">Képeink: </w:t>
       </w:r>
     </w:p>
-    <w:bookmarkEnd w:id="0"/>
     <w:p>
       <w:pPr>
         <w:rPr>
@@ -1187,7 +1294,6 @@
           <w:sz w:val="24"/>
           <w:szCs w:val="24"/>
         </w:rPr>
-        <w:lastRenderedPageBreak/>
         <w:drawing>
           <wp:inline distT="0" distB="0" distL="0" distR="0">
             <wp:extent cx="5743575" cy="2905125"/>
@@ -1300,14 +1406,6 @@
           <w:szCs w:val="24"/>
         </w:rPr>
       </w:pPr>
-    </w:p>
-    <w:p>
-      <w:pPr>
-        <w:rPr>
-          <w:sz w:val="24"/>
-          <w:szCs w:val="24"/>
-        </w:rPr>
-      </w:pPr>
       <w:r>
         <w:rPr>
           <w:noProof/>
@@ -1316,7 +1414,7 @@
         </w:rPr>
         <w:lastRenderedPageBreak/>
         <w:drawing>
-          <wp:inline distT="0" distB="0" distL="0" distR="0">
+          <wp:inline distT="0" distB="0" distL="0" distR="0" wp14:anchorId="4AC609B7" wp14:editId="2A6FA0E7">
             <wp:extent cx="5743575" cy="2867025"/>
             <wp:effectExtent l="0" t="0" r="9525" b="9525"/>
             <wp:docPr id="11" name="Kép 11"/>
@@ -1376,52 +1474,27 @@
     <w:p>
       <w:pPr>
         <w:rPr>
+          <w:sz w:val="24"/>
+          <w:szCs w:val="24"/>
+        </w:rPr>
+      </w:pPr>
+    </w:p>
+    <w:p>
+      <w:pPr>
+        <w:rPr>
           <w:b/>
           <w:sz w:val="36"/>
           <w:szCs w:val="36"/>
         </w:rPr>
       </w:pPr>
-    </w:p>
-    <w:p>
-      <w:pPr>
-        <w:rPr>
-          <w:sz w:val="24"/>
-          <w:szCs w:val="24"/>
-        </w:rPr>
-      </w:pPr>
-    </w:p>
-    <w:p>
-      <w:pPr>
-        <w:rPr>
-          <w:sz w:val="24"/>
-          <w:szCs w:val="24"/>
-        </w:rPr>
-      </w:pPr>
-    </w:p>
-    <w:p>
-      <w:pPr>
-        <w:rPr>
-          <w:sz w:val="24"/>
-          <w:szCs w:val="24"/>
-        </w:rPr>
-      </w:pPr>
-    </w:p>
-    <w:p>
-      <w:pPr>
-        <w:rPr>
-          <w:sz w:val="24"/>
-          <w:szCs w:val="24"/>
-        </w:rPr>
-      </w:pPr>
       <w:r>
         <w:rPr>
           <w:noProof/>
           <w:sz w:val="24"/>
           <w:szCs w:val="24"/>
         </w:rPr>
-        <w:lastRenderedPageBreak/>
         <w:drawing>
-          <wp:inline distT="0" distB="0" distL="0" distR="0">
+          <wp:inline distT="0" distB="0" distL="0" distR="0" wp14:anchorId="4BCA3819" wp14:editId="27D6E828">
             <wp:extent cx="5743575" cy="2905125"/>
             <wp:effectExtent l="0" t="0" r="9525" b="9525"/>
             <wp:docPr id="1" name="Kép 1"/>
@@ -1469,69 +1542,39 @@
           </wp:inline>
         </w:drawing>
       </w:r>
+    </w:p>
+    <w:p>
+      <w:pPr>
+        <w:rPr>
+          <w:sz w:val="24"/>
+          <w:szCs w:val="24"/>
+        </w:rPr>
+      </w:pPr>
+    </w:p>
+    <w:p>
+      <w:pPr>
+        <w:rPr>
+          <w:sz w:val="24"/>
+          <w:szCs w:val="24"/>
+        </w:rPr>
+      </w:pPr>
+    </w:p>
+    <w:p>
+      <w:pPr>
+        <w:rPr>
+          <w:sz w:val="24"/>
+          <w:szCs w:val="24"/>
+        </w:rPr>
+      </w:pPr>
       <w:r>
         <w:rPr>
           <w:noProof/>
           <w:sz w:val="24"/>
           <w:szCs w:val="24"/>
         </w:rPr>
+        <w:lastRenderedPageBreak/>
         <w:drawing>
-          <wp:inline distT="0" distB="0" distL="0" distR="0">
-            <wp:extent cx="5743575" cy="2867025"/>
-            <wp:effectExtent l="0" t="0" r="9525" b="9525"/>
-            <wp:docPr id="2" name="Kép 2"/>
-            <wp:cNvGraphicFramePr>
-              <a:graphicFrameLocks xmlns:a="http://schemas.openxmlformats.org/drawingml/2006/main" noChangeAspect="1"/>
-            </wp:cNvGraphicFramePr>
-            <a:graphic xmlns:a="http://schemas.openxmlformats.org/drawingml/2006/main">
-              <a:graphicData uri="http://schemas.openxmlformats.org/drawingml/2006/picture">
-                <pic:pic xmlns:pic="http://schemas.openxmlformats.org/drawingml/2006/picture">
-                  <pic:nvPicPr>
-                    <pic:cNvPr id="0" name="Picture 2"/>
-                    <pic:cNvPicPr>
-                      <a:picLocks noChangeAspect="1" noChangeArrowheads="1"/>
-                    </pic:cNvPicPr>
-                  </pic:nvPicPr>
-                  <pic:blipFill>
-                    <a:blip r:embed="rId6" cstate="print">
-                      <a:extLst>
-                        <a:ext uri="{28A0092B-C50C-407E-A947-70E740481C1C}">
-                          <a14:useLocalDpi xmlns:a14="http://schemas.microsoft.com/office/drawing/2010/main" val="0"/>
-                        </a:ext>
-                      </a:extLst>
-                    </a:blip>
-                    <a:srcRect/>
-                    <a:stretch>
-                      <a:fillRect/>
-                    </a:stretch>
-                  </pic:blipFill>
-                  <pic:spPr bwMode="auto">
-                    <a:xfrm>
-                      <a:off x="0" y="0"/>
-                      <a:ext cx="5743575" cy="2867025"/>
-                    </a:xfrm>
-                    <a:prstGeom prst="rect">
-                      <a:avLst/>
-                    </a:prstGeom>
-                    <a:noFill/>
-                    <a:ln>
-                      <a:noFill/>
-                    </a:ln>
-                  </pic:spPr>
-                </pic:pic>
-              </a:graphicData>
-            </a:graphic>
-          </wp:inline>
-        </w:drawing>
-      </w:r>
-      <w:r>
-        <w:rPr>
-          <w:noProof/>
-          <w:sz w:val="24"/>
-          <w:szCs w:val="24"/>
-        </w:rPr>
-        <w:drawing>
-          <wp:inline distT="0" distB="0" distL="0" distR="0">
+          <wp:inline distT="0" distB="0" distL="0" distR="0" wp14:anchorId="76097E92" wp14:editId="6549ABBC">
             <wp:extent cx="5743575" cy="2905125"/>
             <wp:effectExtent l="0" t="0" r="9525" b="9525"/>
             <wp:docPr id="5" name="Kép 5"/>
@@ -1579,6 +1622,14 @@
           </wp:inline>
         </w:drawing>
       </w:r>
+    </w:p>
+    <w:p>
+      <w:pPr>
+        <w:rPr>
+          <w:sz w:val="24"/>
+          <w:szCs w:val="24"/>
+        </w:rPr>
+      </w:pPr>
     </w:p>
     <w:sectPr>
       <w:pgSz w:w="11906" w:h="16838"/>
